--- a/tfl/tables/T-EFF-07.docx
+++ b/tfl/tables/T-EFF-07.docx
@@ -1700,7 +1700,7 @@
           <w:szCs w:val="14"/>
           <w:color w:val="C0392B"/>
         </w:rPr>
-        <w:t xml:space="preserve">DRAFT — produced 2026-07-19 — synthetic data, NOT for regulatory submission</w:t>
+        <w:t xml:space="preserve">DRAFT — produced 2026-09-20 — synthetic data, NOT for regulatory submission</w:t>
       </w:r>
     </w:p>
     <w:sectPr>

--- a/tfl/tables/T-EFF-07.docx
+++ b/tfl/tables/T-EFF-07.docx
@@ -129,7 +129,7 @@
           <w:szCs w:val="18"/>
           <w:color w:val="444444"/>
         </w:rPr>
-        <w:t xml:space="preserve">Confirmed Responders (N=127)</w:t>
+        <w:t xml:space="preserve">Confirmed Responders (N=123)</w:t>
       </w:r>
     </w:p>
     <w:p>
@@ -288,7 +288,7 @@
                 <w:szCs w:val="18"/>
                 <w:color w:val="FFFFFF"/>
               </w:rPr>
-              <w:t xml:space="preserve">(N=87)</w:t>
+              <w:t xml:space="preserve">(N=105)</w:t>
             </w:r>
           </w:p>
         </w:tc>
@@ -369,7 +369,7 @@
                 <w:szCs w:val="18"/>
                 <w:color w:val="FFFFFF"/>
               </w:rPr>
-              <w:t xml:space="preserve">(N=40)</w:t>
+              <w:t xml:space="preserve">(N=18)</w:t>
             </w:r>
           </w:p>
         </w:tc>
@@ -484,7 +484,7 @@
                 <w:szCs w:val="18"/>
                 <w:color w:val="000000"/>
               </w:rPr>
-              <w:t xml:space="preserve">87</w:t>
+              <w:t xml:space="preserve">105</w:t>
             </w:r>
           </w:p>
         </w:tc>
@@ -539,7 +539,7 @@
                 <w:szCs w:val="18"/>
                 <w:color w:val="000000"/>
               </w:rPr>
-              <w:t xml:space="preserve">40</w:t>
+              <w:t xml:space="preserve">18</w:t>
             </w:r>
           </w:p>
         </w:tc>
@@ -654,7 +654,7 @@
                 <w:szCs w:val="18"/>
                 <w:color w:val="000000"/>
               </w:rPr>
-              <w:t xml:space="preserve">53 (60.9)</w:t>
+              <w:t xml:space="preserve">64 (61.0)</w:t>
             </w:r>
           </w:p>
         </w:tc>
@@ -709,7 +709,7 @@
                 <w:szCs w:val="18"/>
                 <w:color w:val="000000"/>
               </w:rPr>
-              <w:t xml:space="preserve">25 (62.5)</w:t>
+              <w:t xml:space="preserve">14 (77.8)</w:t>
             </w:r>
           </w:p>
         </w:tc>
@@ -824,7 +824,7 @@
                 <w:szCs w:val="18"/>
                 <w:color w:val="000000"/>
               </w:rPr>
-              <w:t xml:space="preserve">34 (39.1)</w:t>
+              <w:t xml:space="preserve">41 (39.0)</w:t>
             </w:r>
           </w:p>
         </w:tc>
@@ -879,7 +879,7 @@
                 <w:szCs w:val="18"/>
                 <w:color w:val="000000"/>
               </w:rPr>
-              <w:t xml:space="preserve">15 (37.5)</w:t>
+              <w:t xml:space="preserve">4 (22.2)</w:t>
             </w:r>
           </w:p>
         </w:tc>
@@ -994,7 +994,7 @@
                 <w:szCs w:val="18"/>
                 <w:color w:val="000000"/>
               </w:rPr>
-              <w:t xml:space="preserve">18.0 (15.8, 20.3)</w:t>
+              <w:t xml:space="preserve">15.1 (13.0, 17.3)</w:t>
             </w:r>
           </w:p>
         </w:tc>
@@ -1049,7 +1049,7 @@
                 <w:szCs w:val="18"/>
                 <w:color w:val="000000"/>
               </w:rPr>
-              <w:t xml:space="preserve">12.6 (8.0, 14.7)</w:t>
+              <w:t xml:space="preserve">16.3 (4.9, 18.1)</w:t>
             </w:r>
           </w:p>
         </w:tc>
@@ -1164,7 +1164,7 @@
                 <w:szCs w:val="18"/>
                 <w:color w:val="000000"/>
               </w:rPr>
-              <w:t xml:space="preserve">89.2% (80.3, 94.2)</w:t>
+              <w:t xml:space="preserve">85.5% (76.8, 91.2)</w:t>
             </w:r>
           </w:p>
         </w:tc>
@@ -1219,7 +1219,7 @@
                 <w:szCs w:val="18"/>
                 <w:color w:val="000000"/>
               </w:rPr>
-              <w:t xml:space="preserve">81.0% (64.2, 90.5)</w:t>
+              <w:t xml:space="preserve">73.7% (44.1, 89.2)</w:t>
             </w:r>
           </w:p>
         </w:tc>
@@ -1334,7 +1334,7 @@
                 <w:szCs w:val="18"/>
                 <w:color w:val="000000"/>
               </w:rPr>
-              <w:t xml:space="preserve">74.6% (63.3, 82.8)</w:t>
+              <w:t xml:space="preserve">62.1% (50.8, 71.5)</w:t>
             </w:r>
           </w:p>
         </w:tc>
@@ -1389,7 +1389,7 @@
                 <w:szCs w:val="18"/>
                 <w:color w:val="000000"/>
               </w:rPr>
-              <w:t xml:space="preserve">55.5% (36.8, 70.7)</w:t>
+              <w:t xml:space="preserve">59.5% (30.9, 79.5)</w:t>
             </w:r>
           </w:p>
         </w:tc>
@@ -1504,7 +1504,7 @@
                 <w:szCs w:val="18"/>
                 <w:color w:val="000000"/>
               </w:rPr>
-              <w:t xml:space="preserve">51.5% (38.8, 62.8)</w:t>
+              <w:t xml:space="preserve">37.4% (26.1, 48.6)</w:t>
             </w:r>
           </w:p>
         </w:tc>
@@ -1559,7 +1559,7 @@
                 <w:szCs w:val="18"/>
                 <w:color w:val="000000"/>
               </w:rPr>
-              <w:t xml:space="preserve">13.9% (3.1, 32.8)</w:t>
+              <w:t xml:space="preserve">29.8% (9.4, 53.8)</w:t>
             </w:r>
           </w:p>
         </w:tc>
